--- a/pr-preview/pr-314/measures.docx
+++ b/pr-preview/pr-314/measures.docx
@@ -15,7 +15,7 @@
         <w:pStyle w:val="Date"/>
       </w:pPr>
       <w:r>
-        <w:t xml:space="preserve">Last modified: 2026-10-15 13:35:37 (PDT)</w:t>
+        <w:t xml:space="preserve">Last modified: 2026-10-15 17:50:35 (PDT)</w:t>
       </w:r>
     </w:p>
     <w:p>
@@ -623,6 +623,34 @@
           <w:bCs/>
         </w:rPr>
         <w:t xml:space="preserve">-field</w:t>
+      </w:r>
+      <w:r>
+        <w:t xml:space="preserve"> </w:t>
+      </w:r>
+      <w:r>
+        <w:t xml:space="preserve">(Billingsley 1995)</w:t>
+      </w:r>
+      <w:r>
+        <w:t xml:space="preserve"> </w:t>
+      </w:r>
+      <w:r>
+        <w:t xml:space="preserve">or a</w:t>
+      </w:r>
+      <w:r>
+        <w:t xml:space="preserve"> </w:t>
+      </w:r>
+      <w:r>
+        <w:rPr>
+          <w:b/>
+          <w:bCs/>
+        </w:rPr>
+        <w:t xml:space="preserve">Borel field</w:t>
+      </w:r>
+      <w:r>
+        <w:t xml:space="preserve"> </w:t>
+      </w:r>
+      <w:r>
+        <w:t xml:space="preserve">(Casella and Berger 2002, Def. 1.2.1)</w:t>
       </w:r>
       <w:r>
         <w:t xml:space="preserve"> </w:t>
@@ -665,73 +693,37 @@
         <w:t xml:space="preserve"> </w:t>
       </w:r>
       <w:r>
-        <w:t xml:space="preserve">For example,</w:t>
-      </w:r>
-      <w:r>
-        <w:t xml:space="preserve"> </w:t>
-      </w:r>
-      <w:r>
-        <w:t xml:space="preserve">Billingsley (1995)</w:t>
-      </w:r>
-      <w:r>
-        <w:t xml:space="preserve"> </w:t>
-      </w:r>
-      <w:r>
-        <w:t xml:space="preserve">uses</w:t>
-      </w:r>
-      <w:r>
-        <w:t xml:space="preserve"> </w:t>
-      </w:r>
-      <w:r>
-        <w:t xml:space="preserve">“</w:t>
-      </w:r>
-      <m:oMath>
-        <m:r>
-          <m:t>σ</m:t>
-        </m:r>
-      </m:oMath>
-      <w:r>
-        <w:t xml:space="preserve">-field”</w:t>
-      </w:r>
-      <w:r>
-        <w:t xml:space="preserve">.</w:t>
-      </w:r>
-      <w:r>
-        <w:t xml:space="preserve"> </w:t>
-      </w:r>
-      <w:r>
-        <w:t xml:space="preserve">The two names mean the same thing.</w:t>
-      </w:r>
-      <w:r>
-        <w:t xml:space="preserve"> </w:t>
-      </w:r>
-      <w:r>
-        <w:t xml:space="preserve">Casella and Berger call it a</w:t>
-      </w:r>
-      <w:r>
-        <w:t xml:space="preserve"> </w:t>
-      </w:r>
-      <w:r>
-        <w:rPr>
-          <w:b/>
-          <w:bCs/>
-        </w:rPr>
-        <w:t xml:space="preserve">Borel field</w:t>
-      </w:r>
-      <w:r>
-        <w:t xml:space="preserve"> </w:t>
-      </w:r>
-      <w:r>
-        <w:t xml:space="preserve">(Casella and Berger 2002, Def. 1.2.1)</w:t>
-      </w:r>
-      <w:r>
-        <w:t xml:space="preserve">.</w:t>
-      </w:r>
-      <w:r>
-        <w:t xml:space="preserve"> </w:t>
-      </w:r>
-      <w:r>
-        <w:t xml:space="preserve">That is a different use of</w:t>
+        <w:t xml:space="preserve">The names mean the same thing.</w:t>
+      </w:r>
+      <w:r>
+        <w:t xml:space="preserve"> </w:t>
+      </w:r>
+      <w:r>
+        <w:t xml:space="preserve">The</w:t>
+      </w:r>
+      <w:r>
+        <w:t xml:space="preserve"> </w:t>
+      </w:r>
+      <w:r>
+        <w:t xml:space="preserve">“Borel”</w:t>
+      </w:r>
+      <w:r>
+        <w:t xml:space="preserve"> </w:t>
+      </w:r>
+      <w:r>
+        <w:t xml:space="preserve">in</w:t>
+      </w:r>
+      <w:r>
+        <w:t xml:space="preserve"> </w:t>
+      </w:r>
+      <w:r>
+        <w:t xml:space="preserve">“Borel field”</w:t>
+      </w:r>
+      <w:r>
+        <w:t xml:space="preserve"> </w:t>
+      </w:r>
+      <w:r>
+        <w:t xml:space="preserve">is a different use of</w:t>
       </w:r>
       <w:r>
         <w:t xml:space="preserve"> </w:t>
@@ -40687,6 +40679,9 @@
         <w:t xml:space="preserve"> </w:t>
       </w:r>
       <m:oMath>
+        <m:r>
+          <m:t>​</m:t>
+        </m:r>
         <m:d>
           <m:dPr>
             <m:begChr m:val="⟨"/>
@@ -40709,6 +40704,9 @@
             </m:r>
           </m:e>
         </m:d>
+        <m:r>
+          <m:t>​</m:t>
+        </m:r>
         <m:limUpp>
           <m:e>
             <m:r>
